--- a/IT Hardware - Workpackage Template.docx
+++ b/IT Hardware - Workpackage Template.docx
@@ -4320,114 +4320,81 @@
     <w:p>
       <w:pPr>
         <w:pStyle w:val="Heading3"/>
-        <w:spacing w:before="0" w:after="0"/>
-        <w:rPr>
-          <w:b/>
-          <w:bCs/>
-        </w:rPr>
-      </w:pPr>
-      <w:r>
-        <w:rPr>
-          <w:b/>
-          <w:bCs/>
-        </w:rPr>
-        <w:t>4.1 Hardware Provisioning &amp; Installation</w:t>
+      </w:pPr>
+      <w:r>
+        <w:t>4.1 MS1.3 – Provision of Design &amp; Procurement</w:t>
       </w:r>
     </w:p>
     <w:p>
       <w:pPr>
         <w:pStyle w:val="ListParagraph"/>
-        <w:rPr>
-          <w:rFonts w:ascii="Segoe UI" w:hAnsi="Segoe UI" w:eastAsia="Segoe UI" w:cs="Segoe UI"/>
-          <w:sz w:val="21"/>
-          <w:szCs w:val="21"/>
-        </w:rPr>
-      </w:pPr>
-      <w:r>
-        <w:t>Procurement and delivery of all IT hardware defined in Section 3</w:t>
+      </w:pPr>
+      <w:r>
+        <w:t>Procurement, design and delivery of all equipment as defined in Sections 1–3</w:t>
       </w:r>
     </w:p>
     <w:p>
       <w:pPr>
         <w:pStyle w:val="ListParagraph"/>
-        <w:rPr>
-          <w:rFonts w:ascii="Segoe UI" w:hAnsi="Segoe UI" w:eastAsia="Segoe UI" w:cs="Segoe UI"/>
-          <w:sz w:val="21"/>
-          <w:szCs w:val="21"/>
-        </w:rPr>
-      </w:pPr>
-      <w:r>
-        <w:t>Physical installation of office and warehouse equipment in designated locations</w:t>
+      </w:pPr>
+      <w:r>
+        <w:t>Physical installation of equipment in designated locations</w:t>
       </w:r>
     </w:p>
     <w:p>
       <w:pPr>
         <w:pStyle w:val="ListParagraph"/>
-        <w:rPr>
-          <w:rFonts w:ascii="Segoe UI" w:hAnsi="Segoe UI" w:eastAsia="Segoe UI" w:cs="Segoe UI"/>
-          <w:sz w:val="21"/>
-          <w:szCs w:val="21"/>
-        </w:rPr>
-      </w:pPr>
-      <w:r>
-        <w:t>Installation of peripherals, accessories as required</w:t>
+      </w:pPr>
+      <w:r>
+        <w:t>Installation of accessories and peripherals as required</w:t>
+      </w:r>
+    </w:p>
+    <w:p>
+      <w:pPr>
+        <w:pStyle w:val="Heading3"/>
+      </w:pPr>
+      <w:r>
+        <w:t>4.2 MS2 – FAT (Factory Acceptance Testing)</w:t>
       </w:r>
     </w:p>
     <w:p>
       <w:pPr>
         <w:pStyle w:val="ListParagraph"/>
-        <w:rPr>
-          <w:rFonts w:ascii="Segoe UI" w:hAnsi="Segoe UI" w:eastAsia="Segoe UI" w:cs="Segoe UI"/>
-          <w:sz w:val="21"/>
-          <w:szCs w:val="21"/>
-        </w:rPr>
-      </w:pPr>
-      <w:r>
-        <w:t>Placement of printers and meeting room equipment according to site layout</w:t>
+      </w:pPr>
+      <w:r>
+        <w:t>Factory acceptance testing and verification of all hardware prior to site delivery</w:t>
       </w:r>
     </w:p>
     <w:p>
       <w:pPr>
         <w:pStyle w:val="ListParagraph"/>
-        <w:numPr>
-          <w:ilvl w:val="0"/>
-          <w:numId w:val="0"/>
-        </w:numPr>
-        <w:ind w:left="720"/>
-        <w:rPr>
-          <w:rFonts w:ascii="Segoe UI" w:hAnsi="Segoe UI" w:eastAsia="Segoe UI" w:cs="Segoe UI"/>
-          <w:sz w:val="21"/>
-          <w:szCs w:val="21"/>
-        </w:rPr>
-      </w:pPr>
+      </w:pPr>
+      <w:r>
+        <w:t>Pre-staging and configuration of equipment as per technical requirements</w:t>
+      </w:r>
+    </w:p>
+    <w:p>
+      <w:pPr>
+        <w:pStyle w:val="ListParagraph"/>
+      </w:pPr>
+      <w:r>
+        <w:t>Confirmation of full Bill of Materials receipt and manufacturer warranty coverage</w:t>
+      </w:r>
     </w:p>
     <w:p>
       <w:pPr>
         <w:pStyle w:val="Heading3"/>
-        <w:spacing w:before="0" w:after="0"/>
-        <w:rPr>
-          <w:b/>
-          <w:bCs/>
-        </w:rPr>
-      </w:pPr>
-      <w:r>
-        <w:rPr>
-          <w:b/>
-          <w:bCs/>
-        </w:rPr>
-        <w:t>4.2 Device Configuration</w:t>
+      </w:pPr>
+      <w:r>
+        <w:t>4.3 MS3 – SAT (Site Acceptance Testing &amp; Commissioning)</w:t>
       </w:r>
     </w:p>
     <w:p>
       <w:pPr>
         <w:pStyle w:val="ListParagraph"/>
-        <w:rPr>
-          <w:b/>
-          <w:bCs/>
-        </w:rPr>
-      </w:pPr>
-      <w:r>
-        <w:t>Configuration of laptops and desktops according to MMD standards</w:t>
+      </w:pPr>
+      <w:r>
+        <w:t>Physical installation and commissioning of all equipment on site</w:t>
       </w:r>
     </w:p>
     <w:p>
@@ -4435,31 +4402,31 @@
         <w:pStyle w:val="ListParagraph"/>
       </w:pPr>
       <w:r>
-        <w:t xml:space="preserve">Assignment of: </w:t>
+        <w:t>Connectivity and integration testing (network, power, and application layer)</w:t>
       </w:r>
     </w:p>
     <w:p>
       <w:pPr>
         <w:pStyle w:val="ListParagraph"/>
-        <w:numPr>
-          <w:ilvl w:val="1"/>
-          <w:numId w:val="7"/>
-        </w:numPr>
-      </w:pPr>
-      <w:r>
-        <w:t>Personal O365 accounts for administrative users</w:t>
+      </w:pPr>
+      <w:r>
+        <w:t>Validation that all delivered equipment meets Section 3 requirements</w:t>
       </w:r>
     </w:p>
     <w:p>
       <w:pPr>
         <w:pStyle w:val="ListParagraph"/>
-        <w:numPr>
-          <w:ilvl w:val="1"/>
-          <w:numId w:val="7"/>
-        </w:numPr>
-      </w:pPr>
-      <w:r>
-        <w:t>Generic O365 accounts for shared warehouse stations</w:t>
+      </w:pPr>
+      <w:r>
+        <w:t>All equipment must be validated and ready for operational use prior to Go-Live</w:t>
+      </w:r>
+    </w:p>
+    <w:p>
+      <w:pPr>
+        <w:pStyle w:val="Heading3"/>
+      </w:pPr>
+      <w:r>
+        <w:t>4.4 MS4 – UAT (User Acceptance Testing)</w:t>
       </w:r>
     </w:p>
     <w:p>
@@ -4467,82 +4434,71 @@
         <w:pStyle w:val="ListParagraph"/>
       </w:pPr>
       <w:r>
-        <w:t>Configuration of meeting room systems for Microsoft Teams</w:t>
+        <w:t>Operations user acceptance testing</w:t>
       </w:r>
     </w:p>
     <w:p>
       <w:pPr>
         <w:pStyle w:val="ListParagraph"/>
-        <w:numPr>
-          <w:ilvl w:val="0"/>
-          <w:numId w:val="0"/>
-        </w:numPr>
-        <w:ind w:left="720"/>
-      </w:pPr>
+      </w:pPr>
+      <w:r>
+        <w:t>Asset inventory including: Device type, Model, Serial number</w:t>
+      </w:r>
+    </w:p>
+    <w:p>
+      <w:pPr>
+        <w:pStyle w:val="ListParagraph"/>
+      </w:pPr>
+      <w:r>
+        <w:t>Mapping of devices to: Users, Stations, Rooms or operational areas</w:t>
+      </w:r>
+    </w:p>
+    <w:p>
+      <w:pPr>
+        <w:pStyle w:val="ListParagraph"/>
+      </w:pPr>
+      <w:r>
+        <w:t>Handover of equipment to site management and operations team</w:t>
+      </w:r>
+    </w:p>
+    <w:p>
+      <w:pPr>
+        <w:pStyle w:val="ListParagraph"/>
+      </w:pPr>
+      <w:r>
+        <w:t>Provision of support and escalation contacts</w:t>
+      </w:r>
     </w:p>
     <w:p>
       <w:pPr>
         <w:pStyle w:val="Heading3"/>
-        <w:spacing w:before="0" w:after="0"/>
-        <w:rPr>
-          <w:b/>
-          <w:bCs/>
-        </w:rPr>
-      </w:pPr>
-      <w:r>
-        <w:rPr>
-          <w:b/>
-          <w:bCs/>
-        </w:rPr>
-        <w:t>4.3 Testing &amp; Validation</w:t>
+      </w:pPr>
+      <w:r>
+        <w:t>4.5 MS5 – Hypercare &amp; Project Closure</w:t>
       </w:r>
     </w:p>
     <w:p>
       <w:pPr>
         <w:pStyle w:val="ListParagraph"/>
-        <w:rPr>
-          <w:rFonts w:ascii="Segoe UI" w:hAnsi="Segoe UI" w:eastAsia="Segoe UI" w:cs="Segoe UI"/>
-          <w:sz w:val="21"/>
-          <w:szCs w:val="21"/>
-        </w:rPr>
-      </w:pPr>
-      <w:r>
-        <w:t>Power‑on and login validation for all IT devices</w:t>
-      </w:r>
-      <w:r>
-        <w:t>.</w:t>
+      </w:pPr>
+      <w:r>
+        <w:t>Hypercare support during initial operational period</w:t>
       </w:r>
     </w:p>
     <w:p>
       <w:pPr>
         <w:pStyle w:val="ListParagraph"/>
-        <w:rPr>
-          <w:rFonts w:ascii="Segoe UI" w:hAnsi="Segoe UI" w:eastAsia="Segoe UI" w:cs="Segoe UI"/>
-          <w:sz w:val="21"/>
-          <w:szCs w:val="21"/>
-        </w:rPr>
-      </w:pPr>
-      <w:r>
-        <w:t>Verification of peripheral functionality</w:t>
-      </w:r>
-      <w:r>
-        <w:t>.</w:t>
+      </w:pPr>
+      <w:r>
+        <w:t>Confirm NOC monitoring and SLA reports (where applicable)</w:t>
       </w:r>
     </w:p>
     <w:p>
       <w:pPr>
         <w:pStyle w:val="ListParagraph"/>
-        <w:rPr>
-          <w:rFonts w:ascii="Segoe UI" w:hAnsi="Segoe UI" w:eastAsia="Segoe UI" w:cs="Segoe UI"/>
-          <w:sz w:val="21"/>
-          <w:szCs w:val="21"/>
-        </w:rPr>
-      </w:pPr>
-      <w:r>
-        <w:t>Validation of meeting room equipment</w:t>
-      </w:r>
-      <w:r>
-        <w:t>.</w:t>
+      </w:pPr>
+      <w:r>
+        <w:t>Validate all documentation required for handover to support is complete</w:t>
       </w:r>
     </w:p>
     <w:p>
@@ -4550,284 +4506,8 @@
         <w:pStyle w:val="ListParagraph"/>
       </w:pPr>
       <w:r>
-        <w:t>All equipment must be validated and ready for operational use prior to Go‑Live.</w:t>
-      </w:r>
-    </w:p>
-    <w:p>
-      <w:pPr>
-        <w:pStyle w:val="ListParagraph"/>
-        <w:numPr>
-          <w:ilvl w:val="0"/>
-          <w:numId w:val="0"/>
-        </w:numPr>
-        <w:ind w:left="720"/>
-      </w:pPr>
-    </w:p>
-    <w:p>
-      <w:pPr>
-        <w:pStyle w:val="Heading3"/>
-        <w:spacing w:before="0" w:after="0"/>
-        <w:rPr>
-          <w:b/>
-          <w:bCs/>
-        </w:rPr>
-      </w:pPr>
-      <w:r>
-        <w:rPr>
-          <w:b/>
-          <w:bCs/>
-        </w:rPr>
-        <w:t>4.4 Documentation &amp; Handover</w:t>
-      </w:r>
-    </w:p>
-    <w:p>
-      <w:pPr>
-        <w:pStyle w:val="ListParagraph"/>
-        <w:rPr>
-          <w:rFonts w:ascii="Segoe UI" w:hAnsi="Segoe UI" w:eastAsia="Segoe UI" w:cs="Segoe UI"/>
-          <w:sz w:val="21"/>
-          <w:szCs w:val="21"/>
-        </w:rPr>
-      </w:pPr>
-      <w:r>
-        <w:t>Asset inventory including</w:t>
-      </w:r>
-      <w:r>
-        <w:t xml:space="preserve"> </w:t>
-      </w:r>
-      <w:r>
-        <w:t>Device type</w:t>
-      </w:r>
-      <w:r>
-        <w:t xml:space="preserve">, </w:t>
-      </w:r>
-      <w:r>
-        <w:t>Model</w:t>
-      </w:r>
-      <w:r>
-        <w:t xml:space="preserve">, </w:t>
-      </w:r>
-      <w:r>
-        <w:t>Serial number</w:t>
-      </w:r>
-      <w:r>
-        <w:t>.</w:t>
-      </w:r>
-    </w:p>
-    <w:p>
-      <w:pPr>
-        <w:pStyle w:val="ListParagraph"/>
-        <w:rPr>
-          <w:rFonts w:ascii="Segoe UI" w:hAnsi="Segoe UI" w:eastAsia="Segoe UI" w:cs="Segoe UI"/>
-          <w:sz w:val="21"/>
-          <w:szCs w:val="21"/>
-        </w:rPr>
-      </w:pPr>
-      <w:r>
-        <w:t>Mapping of devices to: Users</w:t>
-      </w:r>
-      <w:r>
-        <w:t xml:space="preserve">, </w:t>
-      </w:r>
-      <w:r>
-        <w:t>Stations</w:t>
-      </w:r>
-      <w:r>
-        <w:t xml:space="preserve">, </w:t>
-      </w:r>
-      <w:r>
-        <w:t>Rooms or operational areas</w:t>
-      </w:r>
-      <w:r>
-        <w:t>.</w:t>
-      </w:r>
-    </w:p>
-    <w:p>
-      <w:pPr>
-        <w:pStyle w:val="ListParagraph"/>
-        <w:rPr>
-          <w:rFonts w:ascii="Segoe UI" w:hAnsi="Segoe UI" w:eastAsia="Segoe UI" w:cs="Segoe UI"/>
-          <w:sz w:val="21"/>
-          <w:szCs w:val="21"/>
-        </w:rPr>
-      </w:pPr>
-      <w:r>
-        <w:t>Handover of equipment to warehouse management and operations</w:t>
-      </w:r>
-    </w:p>
-    <w:p>
-      <w:pPr>
-        <w:pStyle w:val="ListParagraph"/>
-        <w:rPr>
-          <w:rFonts w:ascii="Segoe UI" w:hAnsi="Segoe UI" w:eastAsia="Segoe UI" w:cs="Segoe UI"/>
-          <w:sz w:val="21"/>
-          <w:szCs w:val="21"/>
-        </w:rPr>
-      </w:pPr>
-      <w:r>
-        <w:lastRenderedPageBreak/>
-        <w:t>Provision of support and escalation contacts</w:t>
-      </w:r>
-    </w:p>
-    <w:p>
-      <w:pPr>
-        <w:spacing w:after="0" w:line="240" w:lineRule="auto"/>
-        <w:rPr>
-          <w:rFonts w:ascii="Segoe UI" w:hAnsi="Segoe UI" w:eastAsia="Segoe UI" w:cs="Segoe UI"/>
-          <w:sz w:val="21"/>
-          <w:szCs w:val="21"/>
-        </w:rPr>
-      </w:pPr>
-    </w:p>
-    <w:p>
-      <w:pPr>
-        <w:spacing w:after="0" w:line="240" w:lineRule="auto"/>
-        <w:rPr>
-          <w:rFonts w:ascii="Segoe UI" w:hAnsi="Segoe UI" w:eastAsia="Segoe UI" w:cs="Segoe UI"/>
-          <w:sz w:val="21"/>
-          <w:szCs w:val="21"/>
-        </w:rPr>
-      </w:pPr>
-    </w:p>
-    <w:p>
-      <w:pPr>
-        <w:spacing w:after="0" w:line="240" w:lineRule="auto"/>
-        <w:rPr>
-          <w:rFonts w:ascii="Segoe UI" w:hAnsi="Segoe UI" w:eastAsia="Segoe UI" w:cs="Segoe UI"/>
-          <w:sz w:val="21"/>
-          <w:szCs w:val="21"/>
-        </w:rPr>
-      </w:pPr>
-    </w:p>
-    <w:p>
-      <w:pPr>
-        <w:spacing w:after="0" w:line="240" w:lineRule="auto"/>
-        <w:rPr>
-          <w:rFonts w:ascii="Segoe UI" w:hAnsi="Segoe UI" w:eastAsia="Segoe UI" w:cs="Segoe UI"/>
-          <w:sz w:val="21"/>
-          <w:szCs w:val="21"/>
-        </w:rPr>
-      </w:pPr>
-    </w:p>
-    <w:p>
-      <w:pPr>
-        <w:spacing w:after="0" w:line="240" w:lineRule="auto"/>
-        <w:rPr>
-          <w:rFonts w:ascii="Segoe UI" w:hAnsi="Segoe UI" w:eastAsia="Segoe UI" w:cs="Segoe UI"/>
-          <w:sz w:val="21"/>
-          <w:szCs w:val="21"/>
-        </w:rPr>
-      </w:pPr>
-    </w:p>
-    <w:p>
-      <w:pPr>
-        <w:spacing w:after="0" w:line="240" w:lineRule="auto"/>
-        <w:rPr>
-          <w:rFonts w:ascii="Segoe UI" w:hAnsi="Segoe UI" w:eastAsia="Segoe UI" w:cs="Segoe UI"/>
-          <w:sz w:val="21"/>
-          <w:szCs w:val="21"/>
-        </w:rPr>
-      </w:pPr>
-    </w:p>
-    <w:p>
-      <w:pPr>
-        <w:spacing w:after="0" w:line="240" w:lineRule="auto"/>
-        <w:rPr>
-          <w:rFonts w:ascii="Segoe UI" w:hAnsi="Segoe UI" w:eastAsia="Segoe UI" w:cs="Segoe UI"/>
-          <w:sz w:val="21"/>
-          <w:szCs w:val="21"/>
-        </w:rPr>
-      </w:pPr>
-    </w:p>
-    <w:p>
-      <w:pPr>
-        <w:spacing w:after="0" w:line="240" w:lineRule="auto"/>
-        <w:rPr>
-          <w:rFonts w:ascii="Segoe UI" w:hAnsi="Segoe UI" w:eastAsia="Segoe UI" w:cs="Segoe UI"/>
-          <w:sz w:val="21"/>
-          <w:szCs w:val="21"/>
-        </w:rPr>
-      </w:pPr>
-    </w:p>
-    <w:p>
-      <w:pPr>
-        <w:spacing w:after="0" w:line="240" w:lineRule="auto"/>
-        <w:rPr>
-          <w:rFonts w:ascii="Segoe UI" w:hAnsi="Segoe UI" w:eastAsia="Segoe UI" w:cs="Segoe UI"/>
-          <w:sz w:val="21"/>
-          <w:szCs w:val="21"/>
-        </w:rPr>
-      </w:pPr>
-    </w:p>
-    <w:p>
-      <w:pPr>
-        <w:spacing w:after="0" w:line="240" w:lineRule="auto"/>
-        <w:rPr>
-          <w:rFonts w:ascii="Segoe UI" w:hAnsi="Segoe UI" w:eastAsia="Segoe UI" w:cs="Segoe UI"/>
-          <w:sz w:val="21"/>
-          <w:szCs w:val="21"/>
-        </w:rPr>
-      </w:pPr>
-    </w:p>
-    <w:p>
-      <w:pPr>
-        <w:spacing w:after="0" w:line="240" w:lineRule="auto"/>
-        <w:rPr>
-          <w:rFonts w:ascii="Segoe UI" w:hAnsi="Segoe UI" w:eastAsia="Segoe UI" w:cs="Segoe UI"/>
-          <w:sz w:val="21"/>
-          <w:szCs w:val="21"/>
-        </w:rPr>
-      </w:pPr>
-    </w:p>
-    <w:p>
-      <w:pPr>
-        <w:spacing w:after="0" w:line="240" w:lineRule="auto"/>
-        <w:rPr>
-          <w:rFonts w:ascii="Segoe UI" w:hAnsi="Segoe UI" w:eastAsia="Segoe UI" w:cs="Segoe UI"/>
-          <w:sz w:val="21"/>
-          <w:szCs w:val="21"/>
-        </w:rPr>
-      </w:pPr>
-    </w:p>
-    <w:p>
-      <w:pPr>
-        <w:spacing w:after="0" w:line="240" w:lineRule="auto"/>
-        <w:rPr>
-          <w:rFonts w:ascii="Segoe UI" w:hAnsi="Segoe UI" w:eastAsia="Segoe UI" w:cs="Segoe UI"/>
-          <w:sz w:val="21"/>
-          <w:szCs w:val="21"/>
-        </w:rPr>
-      </w:pPr>
-    </w:p>
-    <w:p>
-      <w:pPr>
-        <w:spacing w:after="0" w:line="240" w:lineRule="auto"/>
-        <w:rPr>
-          <w:rFonts w:ascii="Segoe UI" w:hAnsi="Segoe UI" w:eastAsia="Segoe UI" w:cs="Segoe UI"/>
-          <w:sz w:val="21"/>
-          <w:szCs w:val="21"/>
-        </w:rPr>
-      </w:pPr>
-    </w:p>
-    <w:p>
-      <w:pPr>
-        <w:spacing w:after="0" w:line="240" w:lineRule="auto"/>
-        <w:rPr>
-          <w:rFonts w:ascii="Segoe UI" w:hAnsi="Segoe UI" w:eastAsia="Segoe UI" w:cs="Segoe UI"/>
-          <w:sz w:val="21"/>
-          <w:szCs w:val="21"/>
-        </w:rPr>
-      </w:pPr>
-    </w:p>
-    <w:p>
-      <w:pPr>
-        <w:spacing w:after="0" w:line="240" w:lineRule="auto"/>
-        <w:rPr>
-          <w:rFonts w:ascii="Segoe UI" w:hAnsi="Segoe UI" w:eastAsia="Segoe UI" w:cs="Segoe UI"/>
-          <w:sz w:val="21"/>
-          <w:szCs w:val="21"/>
-        </w:rPr>
-      </w:pPr>
+        <w:t>Final project acceptance sign-off and closure</w:t>
+      </w:r>
     </w:p>
     <w:p>
       <w:pPr>
